--- a/artifacts/vendor-submission-examples/submissions/02_bluepeak_mediaworks_submission.docx
+++ b/artifacts/vendor-submission-examples/submissions/02_bluepeak_mediaworks_submission.docx
@@ -71,7 +71,7 @@
           <w:sz-cs w:val="29"/>
           <w:spacing w:val="0"/>
         </w:rPr>
-        <w:t xml:space="preserve">This response covers the archived generated questionnaire, the requested service line items, and the commercial pricing schedule expected in the RFQ package.</w:t>
+        <w:t xml:space="preserve">BluePeak MediaWorks is submitting for the full integrated scope with one regional-network model that combines central strategic leadership and disciplined local-market rollout support. Our proposal is designed to score strongly on technical integration, but it carries a more premium commercial structure than leaner alternatives.</w:t>
       </w:r>
     </w:p>
     <w:p>
@@ -100,7 +100,7 @@
           <w:sz-cs w:val="29"/>
           <w:spacing w:val="0"/>
         </w:rPr>
-        <w:t xml:space="preserve">BluePeak MediaWorks operates as a regional network model with shared strategy, creative, media, and regulatory resources across Europe and APAC. For this launch, BluePeak is positioning itself as a cross-market coordination partner with strong adaptation discipline and media integration, but with a more premium commercial model than the benchmark vendor.</w:t>
+        <w:t xml:space="preserve">BluePeak MediaWorks operates a hub-and-spoke model across Europe and APAC, with one central launch team supported by regional channel and adaptation specialists. For this assignment we would place one cross-market client partner over strategy, creative, production, paid media, and compliance coordination so the buyer receives one integrated plan even where delivery resources sit across multiple offices.</w:t>
       </w:r>
     </w:p>
     <w:p>
@@ -115,21 +115,21 @@
           <w:b/>
           <w:spacing w:val="0"/>
         </w:rPr>
-        <w:t xml:space="preserve">Strategic Point of View</w:t>
-      </w:r>
-    </w:p>
-    <w:p>
-      <w:pPr>
-        <w:spacing w:after="160"/>
-      </w:pPr>
-      <w:r>
-        <w:rPr>
-          <w:rFonts w:ascii="Helvetica" w:hAnsi="Helvetica" w:cs="Helvetica"/>
-          <w:sz w:val="29"/>
-          <w:sz-cs w:val="29"/>
-          <w:spacing w:val="0"/>
-        </w:rPr>
-        <w:t xml:space="preserve">We believe the launch should be built around one claims-safe family-health platform that can flex by market while preserving a single strategic spine across film, social, and activation.</w:t>
+        <w:t xml:space="preserve">Our Pitch</w:t>
+      </w:r>
+    </w:p>
+    <w:p>
+      <w:pPr>
+        <w:spacing w:after="160"/>
+      </w:pPr>
+      <w:r>
+        <w:rPr>
+          <w:rFonts w:ascii="Helvetica" w:hAnsi="Helvetica" w:cs="Helvetica"/>
+          <w:sz w:val="29"/>
+          <w:sz-cs w:val="29"/>
+          <w:spacing w:val="0"/>
+        </w:rPr>
+        <w:t xml:space="preserve">Our recommended launch territory is **The Daily Edge**, a platform showing how the product helps families build repeatable, positive routines with a modern global look and a clear, claims-safe message spine. We would focus on making the campaign highly adaptable without breaking strategic consistency.</w:t>
       </w:r>
     </w:p>
     <w:p>
@@ -144,35 +144,142 @@
           <w:b/>
           <w:spacing w:val="0"/>
         </w:rPr>
-        <w:t xml:space="preserve">Selected Relevant Work</w:t>
-      </w:r>
-    </w:p>
-    <w:p>
-      <w:pPr>
-        <w:spacing w:after="160"/>
-      </w:pPr>
-      <w:r>
-        <w:rPr>
-          <w:rFonts w:ascii="Helvetica" w:hAnsi="Helvetica" w:cs="Helvetica"/>
-          <w:sz w:val="29"/>
-          <w:sz-cs w:val="29"/>
-          <w:spacing w:val="0"/>
-        </w:rPr>
-        <w:t xml:space="preserve">- Regional children’s dairy campaign rolled out with one central asset system and local market adaptation packs.</w:t>
-      </w:r>
-    </w:p>
-    <w:p>
-      <w:pPr>
-        <w:spacing w:after="160"/>
-      </w:pPr>
-      <w:r>
-        <w:rPr>
-          <w:rFonts w:ascii="Helvetica" w:hAnsi="Helvetica" w:cs="Helvetica"/>
-          <w:sz w:val="29"/>
-          <w:sz-cs w:val="29"/>
-          <w:spacing w:val="0"/>
-        </w:rPr>
-        <w:t xml:space="preserve">- Consumer health launch using synchronized creative, media planning, and compliance review across EMEA and Asia.</w:t>
+        <w:t xml:space="preserve">Delivery Team Snapshot</w:t>
+      </w:r>
+    </w:p>
+    <w:p>
+      <w:pPr>
+        <w:ind w:left="720" w:first-line="-720"/>
+        <w:spacing w:after="60"/>
+      </w:pPr>
+      <w:r>
+        <w:rPr>
+          <w:rFonts w:ascii="Helvetica" w:hAnsi="Helvetica" w:cs="Helvetica"/>
+          <w:sz w:val="29"/>
+          <w:sz-cs w:val="29"/>
+        </w:rPr>
+        <w:t xml:space="preserve"/>
+        <w:tab/>
+        <w:t xml:space="preserve">•</w:t>
+        <w:tab/>
+        <w:t xml:space="preserve"/>
+      </w:r>
+      <w:r>
+        <w:rPr>
+          <w:rFonts w:ascii="Helvetica" w:hAnsi="Helvetica" w:cs="Helvetica"/>
+          <w:sz w:val="29"/>
+          <w:sz-cs w:val="29"/>
+          <w:spacing w:val="0"/>
+        </w:rPr>
+        <w:t xml:space="preserve">Javier Mehra, Client Partner: buyer-facing lead and executive escalation owner.</w:t>
+      </w:r>
+    </w:p>
+    <w:p>
+      <w:pPr>
+        <w:ind w:left="720" w:first-line="-720"/>
+        <w:spacing w:after="60"/>
+      </w:pPr>
+      <w:r>
+        <w:rPr>
+          <w:rFonts w:ascii="Helvetica" w:hAnsi="Helvetica" w:cs="Helvetica"/>
+          <w:sz w:val="29"/>
+          <w:sz-cs w:val="29"/>
+        </w:rPr>
+        <w:t xml:space="preserve"/>
+        <w:tab/>
+        <w:t xml:space="preserve">•</w:t>
+        <w:tab/>
+        <w:t xml:space="preserve"/>
+      </w:r>
+      <w:r>
+        <w:rPr>
+          <w:rFonts w:ascii="Helvetica" w:hAnsi="Helvetica" w:cs="Helvetica"/>
+          <w:sz w:val="29"/>
+          <w:sz-cs w:val="29"/>
+          <w:spacing w:val="0"/>
+        </w:rPr>
+        <w:t xml:space="preserve">Elodie Martin, Regional Strategy Director: audience and proposition architecture.</w:t>
+      </w:r>
+    </w:p>
+    <w:p>
+      <w:pPr>
+        <w:ind w:left="720" w:first-line="-720"/>
+        <w:spacing w:after="60"/>
+      </w:pPr>
+      <w:r>
+        <w:rPr>
+          <w:rFonts w:ascii="Helvetica" w:hAnsi="Helvetica" w:cs="Helvetica"/>
+          <w:sz w:val="29"/>
+          <w:sz-cs w:val="29"/>
+        </w:rPr>
+        <w:t xml:space="preserve"/>
+        <w:tab/>
+        <w:t xml:space="preserve">•</w:t>
+        <w:tab/>
+        <w:t xml:space="preserve"/>
+      </w:r>
+      <w:r>
+        <w:rPr>
+          <w:rFonts w:ascii="Helvetica" w:hAnsi="Helvetica" w:cs="Helvetica"/>
+          <w:sz w:val="29"/>
+          <w:sz-cs w:val="29"/>
+          <w:spacing w:val="0"/>
+        </w:rPr>
+        <w:t xml:space="preserve">Kenji Sato, Production Lead: TVC production planning, post-production, and paid-video cutdowns.</w:t>
+      </w:r>
+    </w:p>
+    <w:p>
+      <w:pPr>
+        <w:ind w:left="720" w:first-line="-720"/>
+        <w:spacing w:after="60"/>
+      </w:pPr>
+      <w:r>
+        <w:rPr>
+          <w:rFonts w:ascii="Helvetica" w:hAnsi="Helvetica" w:cs="Helvetica"/>
+          <w:sz w:val="29"/>
+          <w:sz-cs w:val="29"/>
+        </w:rPr>
+        <w:t xml:space="preserve"/>
+        <w:tab/>
+        <w:t xml:space="preserve">•</w:t>
+        <w:tab/>
+        <w:t xml:space="preserve"/>
+      </w:r>
+      <w:r>
+        <w:rPr>
+          <w:rFonts w:ascii="Helvetica" w:hAnsi="Helvetica" w:cs="Helvetica"/>
+          <w:sz w:val="29"/>
+          <w:sz-cs w:val="29"/>
+          <w:spacing w:val="0"/>
+        </w:rPr>
+        <w:t xml:space="preserve">Farah Hussain, Social and Media Integration Lead: organic-social and paid-media coordination.</w:t>
+      </w:r>
+    </w:p>
+    <w:p>
+      <w:pPr>
+        <w:ind w:left="720" w:first-line="-720"/>
+        <w:spacing w:after="60"/>
+      </w:pPr>
+      <w:r>
+        <w:rPr>
+          <w:rFonts w:ascii="Helvetica" w:hAnsi="Helvetica" w:cs="Helvetica"/>
+          <w:sz w:val="29"/>
+          <w:sz-cs w:val="29"/>
+        </w:rPr>
+        <w:t xml:space="preserve"/>
+        <w:tab/>
+        <w:t xml:space="preserve">•</w:t>
+        <w:tab/>
+        <w:t xml:space="preserve"/>
+      </w:r>
+      <w:r>
+        <w:rPr>
+          <w:rFonts w:ascii="Helvetica" w:hAnsi="Helvetica" w:cs="Helvetica"/>
+          <w:sz w:val="29"/>
+          <w:sz-cs w:val="29"/>
+          <w:spacing w:val="0"/>
+        </w:rPr>
+        <w:t xml:space="preserve">Clara Weiss, Regulatory Coordination Lead: regional claims-review routing and approval sign-off support.</w:t>
       </w:r>
     </w:p>
     <w:p>
@@ -187,6 +294,102 @@
           <w:b/>
           <w:spacing w:val="0"/>
         </w:rPr>
+        <w:t xml:space="preserve">Selected Relevant Work</w:t>
+      </w:r>
+    </w:p>
+    <w:p>
+      <w:pPr>
+        <w:ind w:left="720" w:first-line="-720"/>
+        <w:spacing w:after="60"/>
+      </w:pPr>
+      <w:r>
+        <w:rPr>
+          <w:rFonts w:ascii="Helvetica" w:hAnsi="Helvetica" w:cs="Helvetica"/>
+          <w:sz w:val="29"/>
+          <w:sz-cs w:val="29"/>
+        </w:rPr>
+        <w:t xml:space="preserve"/>
+        <w:tab/>
+        <w:t xml:space="preserve">•</w:t>
+        <w:tab/>
+        <w:t xml:space="preserve"/>
+      </w:r>
+      <w:r>
+        <w:rPr>
+          <w:rFonts w:ascii="Helvetica" w:hAnsi="Helvetica" w:cs="Helvetica"/>
+          <w:sz w:val="29"/>
+          <w:sz-cs w:val="29"/>
+          <w:spacing w:val="0"/>
+        </w:rPr>
+        <w:t xml:space="preserve">Regional children’s dairy campaign rolled out with one central asset system and local market adaptation packs.</w:t>
+      </w:r>
+    </w:p>
+    <w:p>
+      <w:pPr>
+        <w:ind w:left="720" w:first-line="-720"/>
+        <w:spacing w:after="60"/>
+      </w:pPr>
+      <w:r>
+        <w:rPr>
+          <w:rFonts w:ascii="Helvetica" w:hAnsi="Helvetica" w:cs="Helvetica"/>
+          <w:sz w:val="29"/>
+          <w:sz-cs w:val="29"/>
+        </w:rPr>
+        <w:t xml:space="preserve"/>
+        <w:tab/>
+        <w:t xml:space="preserve">•</w:t>
+        <w:tab/>
+        <w:t xml:space="preserve"/>
+      </w:r>
+      <w:r>
+        <w:rPr>
+          <w:rFonts w:ascii="Helvetica" w:hAnsi="Helvetica" w:cs="Helvetica"/>
+          <w:sz w:val="29"/>
+          <w:sz-cs w:val="29"/>
+          <w:spacing w:val="0"/>
+        </w:rPr>
+        <w:t xml:space="preserve">Consumer-health launch using synchronized creative, media planning, and compliance review across EMEA and Asia.</w:t>
+      </w:r>
+    </w:p>
+    <w:p>
+      <w:pPr>
+        <w:ind w:left="720" w:first-line="-720"/>
+        <w:spacing w:after="60"/>
+      </w:pPr>
+      <w:r>
+        <w:rPr>
+          <w:rFonts w:ascii="Helvetica" w:hAnsi="Helvetica" w:cs="Helvetica"/>
+          <w:sz w:val="29"/>
+          <w:sz-cs w:val="29"/>
+        </w:rPr>
+        <w:t xml:space="preserve"/>
+        <w:tab/>
+        <w:t xml:space="preserve">•</w:t>
+        <w:tab/>
+        <w:t xml:space="preserve"/>
+      </w:r>
+      <w:r>
+        <w:rPr>
+          <w:rFonts w:ascii="Helvetica" w:hAnsi="Helvetica" w:cs="Helvetica"/>
+          <w:sz w:val="29"/>
+          <w:sz-cs w:val="29"/>
+          <w:spacing w:val="0"/>
+        </w:rPr>
+        <w:t xml:space="preserve">Family nutrition platform where paid and organic teams operated from one modular content framework.</w:t>
+      </w:r>
+    </w:p>
+    <w:p>
+      <w:pPr>
+        <w:spacing w:after="160"/>
+      </w:pPr>
+      <w:r>
+        <w:rPr>
+          <w:rFonts w:ascii="Helvetica" w:hAnsi="Helvetica" w:cs="Helvetica"/>
+          <w:sz w:val="37"/>
+          <w:sz-cs w:val="37"/>
+          <w:b/>
+          <w:spacing w:val="0"/>
+        </w:rPr>
         <w:t xml:space="preserve">Questionnaire Responses</w:t>
       </w:r>
     </w:p>
@@ -202,7 +405,7 @@
           <w:b/>
           <w:spacing w:val="0"/>
         </w:rPr>
-        <w:t xml:space="preserve">q_cr_mac_1</w:t>
+        <w:t xml:space="preserve">q_child_compliance | Child marketing compliance</w:t>
       </w:r>
     </w:p>
     <w:p>
@@ -226,7 +429,7 @@
           <w:sz-cs w:val="29"/>
           <w:spacing w:val="0"/>
         </w:rPr>
-        <w:t xml:space="preserve"> Confirm whether your agency can support child-directed advertising for this launch. Answer Yes or No and identify the in-house team or partner capability that will perform this work.</w:t>
+        <w:t xml:space="preserve"> Select one option for your capability to support child-directed advertising compliance across launch assets and approvals: (a) Yes - delivered by our organisation, (b) Yes - delivered through a named specialist partner, or (c) No. If you select (b), provide the partner name.</w:t>
       </w:r>
     </w:p>
     <w:p>
@@ -250,7 +453,7 @@
           <w:sz-cs w:val="29"/>
           <w:spacing w:val="0"/>
         </w:rPr>
-        <w:t xml:space="preserve"> Yes. Child-directed advertising support would be provided by our Youth Audience Strategy Lead and the regional policy reviewers assigned to the account.</w:t>
+        <w:t xml:space="preserve"> Option selected: (a) Yes - delivered by our organisation. BluePeak will deliver this through our regional youth-audience policy and creative-governance team.</w:t>
       </w:r>
     </w:p>
     <w:p>
@@ -265,7 +468,7 @@
           <w:b/>
           <w:spacing w:val="0"/>
         </w:rPr>
-        <w:t xml:space="preserve">q_cr_mac_2</w:t>
+        <w:t xml:space="preserve">q_claims_review | Claims review capability</w:t>
       </w:r>
     </w:p>
     <w:p>
@@ -289,7 +492,7 @@
           <w:sz-cs w:val="29"/>
           <w:spacing w:val="0"/>
         </w:rPr>
-        <w:t xml:space="preserve"> Confirm whether your agency can support claims review for launch assets and product-related claims. Answer Yes or No and identify the in-house team or partner capability that will perform this work.</w:t>
+        <w:t xml:space="preserve"> Select one option for your capability to support product claims review for launch assets and related approvals: (a) Yes - delivered by our organisation, (b) Yes - delivered through a named specialist partner, or (c) No. If you select (b), provide the partner name.</w:t>
       </w:r>
     </w:p>
     <w:p>
@@ -313,7 +516,7 @@
           <w:sz-cs w:val="29"/>
           <w:spacing w:val="0"/>
         </w:rPr>
-        <w:t xml:space="preserve"> Yes. Claims review support would be provided through our central regulatory desk with local counsel review in India, the UK, and key launch markets.</w:t>
+        <w:t xml:space="preserve"> Option selected: (b) Yes - delivered through a named specialist partner. Named specialist partner: Veritas Claims Advisory. BluePeak will coordinate the review workflow and consolidate partner comments into the master approval tracker.</w:t>
       </w:r>
     </w:p>
     <w:p>
@@ -328,7 +531,7 @@
           <w:b/>
           <w:spacing w:val="0"/>
         </w:rPr>
-        <w:t xml:space="preserve">q_cr_mac_3</w:t>
+        <w:t xml:space="preserve">q_launch_governance | Launch governance and speed</w:t>
       </w:r>
     </w:p>
     <w:p>
@@ -352,7 +555,7 @@
           <w:sz-cs w:val="29"/>
           <w:spacing w:val="0"/>
         </w:rPr>
-        <w:t xml:space="preserve"> Provide the full name, role title, and email address of the named engagement lead who will own this launch program.</w:t>
+        <w:t xml:space="preserve"> Provide your proposed launch governance and approval-management plan for this scope, including key milestones, critical path, approval routing, escalation approach, and the actions you will take to protect the stated launch calendar.</w:t>
       </w:r>
     </w:p>
     <w:p>
@@ -376,7 +579,7 @@
           <w:sz-cs w:val="29"/>
           <w:spacing w:val="0"/>
         </w:rPr>
-        <w:t xml:space="preserve"> Javier Mehra, Client Partner, javier.mehra@bluepeakmediaworks.com. Javier would be the accountable engagement lead for scope, budget, and cross-market alignment.</w:t>
+        <w:t xml:space="preserve"> BluePeak would govern the assignment through a central launch office with regional delivery pods. The milestone structure covers discovery, strategic architecture, campaign territory approval, production greenlight, content adaptation, and channel-release readiness. The critical path is managed centrally through one weekly milestone tracker, and approvals move through workstream owner review, central quality check, buyer forum, and recorded action closeout. We would protect the calendar through staged pre-reads, region-ready backup dates for production and post, and same-day escalation for any issue affecting claims wording, shoot readiness, or market adaptation timing. Where a market dependency threatens the launch, we keep the master campaign release moving and sequence local variations immediately after the core asset release.</w:t>
       </w:r>
     </w:p>
     <w:p>
@@ -391,7 +594,7 @@
           <w:b/>
           <w:spacing w:val="0"/>
         </w:rPr>
-        <w:t xml:space="preserve">q_cr_mac_4</w:t>
+        <w:t xml:space="preserve">q_integrated_delivery | Integrated delivery model</w:t>
       </w:r>
     </w:p>
     <w:p>
@@ -415,7 +618,7 @@
           <w:sz-cs w:val="29"/>
           <w:spacing w:val="0"/>
         </w:rPr>
-        <w:t xml:space="preserve"> Confirm whether you are providing a launch governance approach. Answer Yes or No and submit a brief overview covering meeting cadence, decision ownership, and escalation.</w:t>
+        <w:t xml:space="preserve"> Describe the operating model you will use to coordinate strategy, creative, TVC development and production, organic social, paid media planning and buying, compliance review, and launch program management as one integrated launch program.</w:t>
       </w:r>
     </w:p>
     <w:p>
@@ -439,7 +642,7 @@
           <w:sz-cs w:val="29"/>
           <w:spacing w:val="0"/>
         </w:rPr>
-        <w:t xml:space="preserve"> Yes. We propose a weekly client steering call, Monday delivery huddle, and a formal approval tracker owned by the PMO lead. Material risks move from workstream leads to the client partner and then to a joint escalation forum within one business day.</w:t>
+        <w:t xml:space="preserve"> Our operating model combines one central planning cell with regional discipline specialists, so the buyer gets integrated leadership without losing execution depth. Strategy, creative, production, social, media, and compliance all share one integrated briefing template, one approval tracker, and one weekly interlock meeting chaired by the client partner. Organic and paid social are planned from the same campaign system, with content and audience logic flowing into both streams before adaptation begins. Compliance review is integrated into message development, script lock, adaptation release, and final channel sign-off. The PMO lead manages dependencies across central and local teams so the client is not left stitching together handoffs between specialist groups.</w:t>
       </w:r>
     </w:p>
     <w:p>
@@ -454,7 +657,7 @@
           <w:b/>
           <w:spacing w:val="0"/>
         </w:rPr>
-        <w:t xml:space="preserve">q_cr_mac_5</w:t>
+        <w:t xml:space="preserve">q_campaign_solution | Campaign solution quality</w:t>
       </w:r>
     </w:p>
     <w:p>
@@ -478,7 +681,7 @@
           <w:sz-cs w:val="29"/>
           <w:spacing w:val="0"/>
         </w:rPr>
-        <w:t xml:space="preserve"> State whether the buyer launch timelines are achievable. Select one option: Achievable as issued / Achievable with dependencies / Not achievable. Then list the key dependencies or constraints, or state None.</w:t>
+        <w:t xml:space="preserve"> Describe your proposed global launch solution across strategy, messaging, creative territory, TVC, organic social, and paid social/video, showing how the workstreams connect into one launch campaign.</w:t>
       </w:r>
     </w:p>
     <w:p>
@@ -502,259 +705,7 @@
           <w:sz-cs w:val="29"/>
           <w:spacing w:val="0"/>
         </w:rPr>
-        <w:t xml:space="preserve"> Achievable as issued. Standard buyer approvals within the agreed turnaround windows will be sufficient; no exceptional dependencies or scope caveats are required beyond normal launch governance inputs.</w:t>
-      </w:r>
-    </w:p>
-    <w:p>
-      <w:pPr>
-        <w:spacing w:after="120"/>
-      </w:pPr>
-      <w:r>
-        <w:rPr>
-          <w:rFonts w:ascii="Helvetica" w:hAnsi="Helvetica" w:cs="Helvetica"/>
-          <w:sz w:val="30"/>
-          <w:sz-cs w:val="30"/>
-          <w:b/>
-          <w:spacing w:val="0"/>
-        </w:rPr>
-        <w:t xml:space="preserve">q_cr_tech_1</w:t>
-      </w:r>
-    </w:p>
-    <w:p>
-      <w:pPr>
-        <w:spacing w:after="160"/>
-      </w:pPr>
-      <w:r>
-        <w:rPr>
-          <w:rFonts w:ascii="Helvetica" w:hAnsi="Helvetica" w:cs="Helvetica"/>
-          <w:sz w:val="29"/>
-          <w:sz-cs w:val="29"/>
-          <w:b/>
-          <w:spacing w:val="0"/>
-        </w:rPr>
-        <w:t xml:space="preserve">Question:</w:t>
-      </w:r>
-      <w:r>
-        <w:rPr>
-          <w:rFonts w:ascii="Helvetica" w:hAnsi="Helvetica" w:cs="Helvetica"/>
-          <w:sz w:val="29"/>
-          <w:sz-cs w:val="29"/>
-          <w:spacing w:val="0"/>
-        </w:rPr>
-        <w:t xml:space="preserve"> Describe your end-to-end approach for ensuring child-directed marketing safety and claims usage compliance across strategy, creative, TVC, social, and launch approvals. Include where reviews occur, who owns them, how issues are escalated, and how rework is prevented.</w:t>
-      </w:r>
-    </w:p>
-    <w:p>
-      <w:pPr>
-        <w:spacing w:after="160"/>
-      </w:pPr>
-      <w:r>
-        <w:rPr>
-          <w:rFonts w:ascii="Helvetica" w:hAnsi="Helvetica" w:cs="Helvetica"/>
-          <w:sz w:val="29"/>
-          <w:sz-cs w:val="29"/>
-          <w:b/>
-          <w:spacing w:val="0"/>
-        </w:rPr>
-        <w:t xml:space="preserve">Response:</w:t>
-      </w:r>
-      <w:r>
-        <w:rPr>
-          <w:rFonts w:ascii="Helvetica" w:hAnsi="Helvetica" w:cs="Helvetica"/>
-          <w:sz w:val="29"/>
-          <w:sz-cs w:val="29"/>
-          <w:spacing w:val="0"/>
-        </w:rPr>
-        <w:t xml:space="preserve"> Our compliance operating model places checkpoints at briefing, audience and message architecture approval, creative territory selection, storyboard approval, final script, pre-shoot legal lock, rough cut, final cut, and market adaptation release. One compliance lead owns the child-directed advertising and claims register, red-flags deviations immediately, and can hold release until written closure is recorded. This control log is shared across strategy, creative, production, social, and media teams so rework is prevented before assets progress.</w:t>
-      </w:r>
-    </w:p>
-    <w:p>
-      <w:pPr>
-        <w:spacing w:after="120"/>
-      </w:pPr>
-      <w:r>
-        <w:rPr>
-          <w:rFonts w:ascii="Helvetica" w:hAnsi="Helvetica" w:cs="Helvetica"/>
-          <w:sz w:val="30"/>
-          <w:sz-cs w:val="30"/>
-          <w:b/>
-          <w:spacing w:val="0"/>
-        </w:rPr>
-        <w:t xml:space="preserve">q_cr_tech_2</w:t>
-      </w:r>
-    </w:p>
-    <w:p>
-      <w:pPr>
-        <w:spacing w:after="160"/>
-      </w:pPr>
-      <w:r>
-        <w:rPr>
-          <w:rFonts w:ascii="Helvetica" w:hAnsi="Helvetica" w:cs="Helvetica"/>
-          <w:sz w:val="29"/>
-          <w:sz-cs w:val="29"/>
-          <w:b/>
-          <w:spacing w:val="0"/>
-        </w:rPr>
-        <w:t xml:space="preserve">Question:</w:t>
-      </w:r>
-      <w:r>
-        <w:rPr>
-          <w:rFonts w:ascii="Helvetica" w:hAnsi="Helvetica" w:cs="Helvetica"/>
-          <w:sz w:val="29"/>
-          <w:sz-cs w:val="29"/>
-          <w:spacing w:val="0"/>
-        </w:rPr>
-        <w:t xml:space="preserve"> Provide your proposed launch workplan from kickoff to launch, showing key stages for strategy, creative, TVC, social, compliance review, and program management. Explain how approvals will be managed, what the critical dependencies are, and how schedule risks will be controlled.</w:t>
-      </w:r>
-    </w:p>
-    <w:p>
-      <w:pPr>
-        <w:spacing w:after="160"/>
-      </w:pPr>
-      <w:r>
-        <w:rPr>
-          <w:rFonts w:ascii="Helvetica" w:hAnsi="Helvetica" w:cs="Helvetica"/>
-          <w:sz w:val="29"/>
-          <w:sz-cs w:val="29"/>
-          <w:b/>
-          <w:spacing w:val="0"/>
-        </w:rPr>
-        <w:t xml:space="preserve">Response:</w:t>
-      </w:r>
-      <w:r>
-        <w:rPr>
-          <w:rFonts w:ascii="Helvetica" w:hAnsi="Helvetica" w:cs="Helvetica"/>
-          <w:sz w:val="29"/>
-          <w:sz-cs w:val="29"/>
-          <w:spacing w:val="0"/>
-        </w:rPr>
-        <w:t xml:space="preserve"> We would protect the launch calendar through parallel workstreams, pre-booked production and post capacity, a milestone tracker shared with the buyer, and clear approval SLAs by stage. Critical dependencies are buyer approvals, claims wording freeze, and market adaptation decisions; each has an owner, target turnaround, and recovery path. If a delay appears, we trigger same-day escalation and preserve launch dates by separating non-critical local adaptations from the master asset path while keeping film, social, and compliance reviews synchronized.</w:t>
-      </w:r>
-    </w:p>
-    <w:p>
-      <w:pPr>
-        <w:spacing w:after="120"/>
-      </w:pPr>
-      <w:r>
-        <w:rPr>
-          <w:rFonts w:ascii="Helvetica" w:hAnsi="Helvetica" w:cs="Helvetica"/>
-          <w:sz w:val="30"/>
-          <w:sz-cs w:val="30"/>
-          <w:b/>
-          <w:spacing w:val="0"/>
-        </w:rPr>
-        <w:t xml:space="preserve">q_cr_tech_3</w:t>
-      </w:r>
-    </w:p>
-    <w:p>
-      <w:pPr>
-        <w:spacing w:after="160"/>
-      </w:pPr>
-      <w:r>
-        <w:rPr>
-          <w:rFonts w:ascii="Helvetica" w:hAnsi="Helvetica" w:cs="Helvetica"/>
-          <w:sz w:val="29"/>
-          <w:sz-cs w:val="29"/>
-          <w:b/>
-          <w:spacing w:val="0"/>
-        </w:rPr>
-        <w:t xml:space="preserve">Question:</w:t>
-      </w:r>
-      <w:r>
-        <w:rPr>
-          <w:rFonts w:ascii="Helvetica" w:hAnsi="Helvetica" w:cs="Helvetica"/>
-          <w:sz w:val="29"/>
-          <w:sz-cs w:val="29"/>
-          <w:spacing w:val="0"/>
-        </w:rPr>
-        <w:t xml:space="preserve"> Describe your approach to launch strategy and creative development for the new kids health drink, including audience segmentation, messaging framework, creative territory development, and how the master campaign idea will be carried into launch assets.</w:t>
-      </w:r>
-    </w:p>
-    <w:p>
-      <w:pPr>
-        <w:spacing w:after="160"/>
-      </w:pPr>
-      <w:r>
-        <w:rPr>
-          <w:rFonts w:ascii="Helvetica" w:hAnsi="Helvetica" w:cs="Helvetica"/>
-          <w:sz w:val="29"/>
-          <w:sz-cs w:val="29"/>
-          <w:b/>
-          <w:spacing w:val="0"/>
-        </w:rPr>
-        <w:t xml:space="preserve">Response:</w:t>
-      </w:r>
-      <w:r>
-        <w:rPr>
-          <w:rFonts w:ascii="Helvetica" w:hAnsi="Helvetica" w:cs="Helvetica"/>
-          <w:sz w:val="29"/>
-          <w:sz-cs w:val="29"/>
-          <w:spacing w:val="0"/>
-        </w:rPr>
-        <w:t xml:space="preserve"> Our strategy and creative approach starts with caregiver trust plus kid appeal, then builds one claims-safe master campaign idea that travels from flagship film into social, retail, and launch governance assets. We would define audience segments, message roles, and creative territories before development begins, then translate the chosen route into a modular toolkit so the same strategic spine carries into launch assets without resetting core approvals.</w:t>
-      </w:r>
-    </w:p>
-    <w:p>
-      <w:pPr>
-        <w:spacing w:after="120"/>
-      </w:pPr>
-      <w:r>
-        <w:rPr>
-          <w:rFonts w:ascii="Helvetica" w:hAnsi="Helvetica" w:cs="Helvetica"/>
-          <w:sz w:val="30"/>
-          <w:sz-cs w:val="30"/>
-          <w:b/>
-          <w:spacing w:val="0"/>
-        </w:rPr>
-        <w:t xml:space="preserve">q_cr_tech_4</w:t>
-      </w:r>
-    </w:p>
-    <w:p>
-      <w:pPr>
-        <w:spacing w:after="160"/>
-      </w:pPr>
-      <w:r>
-        <w:rPr>
-          <w:rFonts w:ascii="Helvetica" w:hAnsi="Helvetica" w:cs="Helvetica"/>
-          <w:sz w:val="29"/>
-          <w:sz-cs w:val="29"/>
-          <w:b/>
-          <w:spacing w:val="0"/>
-        </w:rPr>
-        <w:t xml:space="preserve">Question:</w:t>
-      </w:r>
-      <w:r>
-        <w:rPr>
-          <w:rFonts w:ascii="Helvetica" w:hAnsi="Helvetica" w:cs="Helvetica"/>
-          <w:sz w:val="29"/>
-          <w:sz-cs w:val="29"/>
-          <w:spacing w:val="0"/>
-        </w:rPr>
-        <w:t xml:space="preserve"> Describe your approach to TVC development and production for the global launch, covering concept development, pre-production, shoot management, post-production, and delivery of the master film and cutdowns for paid media use.</w:t>
-      </w:r>
-    </w:p>
-    <w:p>
-      <w:pPr>
-        <w:spacing w:after="160"/>
-      </w:pPr>
-      <w:r>
-        <w:rPr>
-          <w:rFonts w:ascii="Helvetica" w:hAnsi="Helvetica" w:cs="Helvetica"/>
-          <w:sz w:val="29"/>
-          <w:sz-cs w:val="29"/>
-          <w:b/>
-          <w:spacing w:val="0"/>
-        </w:rPr>
-        <w:t xml:space="preserve">Response:</w:t>
-      </w:r>
-      <w:r>
-        <w:rPr>
-          <w:rFonts w:ascii="Helvetica" w:hAnsi="Helvetica" w:cs="Helvetica"/>
-          <w:sz w:val="29"/>
-          <w:sz-cs w:val="29"/>
-          <w:spacing w:val="0"/>
-        </w:rPr>
-        <w:t xml:space="preserve"> We would handle TVC development and production through one integrated film workstream covering concept development, script and storyboard, production-board approval, shoot planning, post-production, and delivery of the master film with paid-media cutdowns. One lead producer owns schedule and handoffs, while compliance reviewers stay active before shoot lock, at rough cut, and at final release. This gives the buyer one controlled path from concept to delivered hero film and cutdowns without fragmented ownership.</w:t>
+        <w:t xml:space="preserve"> Our proposed launch solution uses **The Daily Edge** as a single campaign system that gives the product a modern, optimistic role in everyday family routines. The message architecture separates caregiver trust claims from kid-facing energy and positivity cues, allowing compliant communication without flattening the creative. The TVC would establish the master campaign world, while organic social would stretch the same territory into recurring, platform-specific rituals and short-form content themes. Paid social and video would use audience-fit edits drawn from the same narrative system and creative asset pool rather than separate campaign ideas. The result is one coherent launch narrative translated across channels with strong adaptation discipline.</w:t>
       </w:r>
     </w:p>
     <w:p>
@@ -782,33 +733,46 @@
           <w:b/>
           <w:spacing w:val="0"/>
         </w:rPr>
-        <w:t xml:space="preserve">Line Item Ref</w:t>
-      </w:r>
-    </w:p>
-    <w:p>
-      <w:pPr/>
-      <w:r>
-        <w:rPr>
-          <w:rFonts w:ascii="Helvetica" w:hAnsi="Helvetica" w:cs="Helvetica"/>
-          <w:sz w:val="25"/>
-          <w:sz-cs w:val="25"/>
-          <w:b/>
-          <w:spacing w:val="0"/>
-        </w:rPr>
-        <w:t xml:space="preserve">Line Item Name</w:t>
-      </w:r>
-    </w:p>
-    <w:p>
-      <w:pPr/>
-      <w:r>
-        <w:rPr>
-          <w:rFonts w:ascii="Helvetica" w:hAnsi="Helvetica" w:cs="Helvetica"/>
-          <w:sz w:val="25"/>
-          <w:sz-cs w:val="25"/>
-          <w:b/>
-          <w:spacing w:val="0"/>
-        </w:rPr>
-        <w:t xml:space="preserve">Included in Quote</w:t>
+        <w:t xml:space="preserve">Line item ref</w:t>
+      </w:r>
+    </w:p>
+    <w:p>
+      <w:pPr/>
+      <w:r>
+        <w:rPr>
+          <w:rFonts w:ascii="Helvetica" w:hAnsi="Helvetica" w:cs="Helvetica"/>
+          <w:sz w:val="25"/>
+          <w:sz-cs w:val="25"/>
+          <w:b/>
+          <w:spacing w:val="0"/>
+        </w:rPr>
+        <w:t xml:space="preserve">Line item name</w:t>
+      </w:r>
+    </w:p>
+    <w:p>
+      <w:pPr/>
+      <w:r>
+        <w:rPr>
+          <w:rFonts w:ascii="Helvetica" w:hAnsi="Helvetica" w:cs="Helvetica"/>
+          <w:sz w:val="25"/>
+          <w:sz-cs w:val="25"/>
+          <w:b/>
+          <w:spacing w:val="0"/>
+        </w:rPr>
+        <w:t xml:space="preserve">Quote status</w:t>
+      </w:r>
+    </w:p>
+    <w:p>
+      <w:pPr/>
+      <w:r>
+        <w:rPr>
+          <w:rFonts w:ascii="Helvetica" w:hAnsi="Helvetica" w:cs="Helvetica"/>
+          <w:sz w:val="25"/>
+          <w:sz-cs w:val="25"/>
+          <w:b/>
+          <w:spacing w:val="0"/>
+        </w:rPr>
+        <w:t xml:space="preserve">Included in line ref</w:t>
       </w:r>
     </w:p>
     <w:p>
@@ -834,20 +798,7 @@
           <w:b/>
           <w:spacing w:val="0"/>
         </w:rPr>
-        <w:t xml:space="preserve">Total Price</w:t>
-      </w:r>
-    </w:p>
-    <w:p>
-      <w:pPr/>
-      <w:r>
-        <w:rPr>
-          <w:rFonts w:ascii="Helvetica" w:hAnsi="Helvetica" w:cs="Helvetica"/>
-          <w:sz w:val="25"/>
-          <w:sz-cs w:val="25"/>
-          <w:b/>
-          <w:spacing w:val="0"/>
-        </w:rPr>
-        <w:t xml:space="preserve">Exclusions or Assumptions</w:t>
+        <w:t xml:space="preserve">Total price</w:t>
       </w:r>
     </w:p>
     <w:p>
@@ -883,7 +834,19 @@
           <w:sz-cs w:val="25"/>
           <w:spacing w:val="0"/>
         </w:rPr>
-        <w:t xml:space="preserve">Yes</w:t>
+        <w:t xml:space="preserve">Priced</w:t>
+      </w:r>
+    </w:p>
+    <w:p>
+      <w:pPr/>
+      <w:r>
+        <w:rPr>
+          <w:rFonts w:ascii="Helvetica" w:hAnsi="Helvetica" w:cs="Helvetica"/>
+          <w:sz w:val="25"/>
+          <w:sz-cs w:val="25"/>
+          <w:spacing w:val="0"/>
+        </w:rPr>
+        <w:t xml:space="preserve"/>
       </w:r>
     </w:p>
     <w:p>
@@ -907,19 +870,7 @@
           <w:sz-cs w:val="25"/>
           <w:spacing w:val="0"/>
         </w:rPr>
-        <w:t xml:space="preserve">365000</w:t>
-      </w:r>
-    </w:p>
-    <w:p>
-      <w:pPr/>
-      <w:r>
-        <w:rPr>
-          <w:rFonts w:ascii="Helvetica" w:hAnsi="Helvetica" w:cs="Helvetica"/>
-          <w:sz w:val="25"/>
-          <w:sz-cs w:val="25"/>
-          <w:spacing w:val="0"/>
-        </w:rPr>
-        <w:t xml:space="preserve">Regional adaptation planning included.</w:t>
+        <w:t xml:space="preserve">330000</w:t>
       </w:r>
     </w:p>
     <w:p>
@@ -955,7 +906,19 @@
           <w:sz-cs w:val="25"/>
           <w:spacing w:val="0"/>
         </w:rPr>
-        <w:t xml:space="preserve">Yes</w:t>
+        <w:t xml:space="preserve">Priced</w:t>
+      </w:r>
+    </w:p>
+    <w:p>
+      <w:pPr/>
+      <w:r>
+        <w:rPr>
+          <w:rFonts w:ascii="Helvetica" w:hAnsi="Helvetica" w:cs="Helvetica"/>
+          <w:sz w:val="25"/>
+          <w:sz-cs w:val="25"/>
+          <w:spacing w:val="0"/>
+        </w:rPr>
+        <w:t xml:space="preserve"/>
       </w:r>
     </w:p>
     <w:p>
@@ -979,19 +942,7 @@
           <w:sz-cs w:val="25"/>
           <w:spacing w:val="0"/>
         </w:rPr>
-        <w:t xml:space="preserve">238000</w:t>
-      </w:r>
-    </w:p>
-    <w:p>
-      <w:pPr/>
-      <w:r>
-        <w:rPr>
-          <w:rFonts w:ascii="Helvetica" w:hAnsi="Helvetica" w:cs="Helvetica"/>
-          <w:sz w:val="25"/>
-          <w:sz-cs w:val="25"/>
-          <w:spacing w:val="0"/>
-        </w:rPr>
-        <w:t xml:space="preserve">Concept, script, and storyboard included.</w:t>
+        <w:t xml:space="preserve">230000</w:t>
       </w:r>
     </w:p>
     <w:p>
@@ -1027,7 +978,19 @@
           <w:sz-cs w:val="25"/>
           <w:spacing w:val="0"/>
         </w:rPr>
-        <w:t xml:space="preserve">Yes</w:t>
+        <w:t xml:space="preserve">Priced</w:t>
+      </w:r>
+    </w:p>
+    <w:p>
+      <w:pPr/>
+      <w:r>
+        <w:rPr>
+          <w:rFonts w:ascii="Helvetica" w:hAnsi="Helvetica" w:cs="Helvetica"/>
+          <w:sz w:val="25"/>
+          <w:sz-cs w:val="25"/>
+          <w:spacing w:val="0"/>
+        </w:rPr>
+        <w:t xml:space="preserve"/>
       </w:r>
     </w:p>
     <w:p>
@@ -1051,19 +1014,7 @@
           <w:sz-cs w:val="25"/>
           <w:spacing w:val="0"/>
         </w:rPr>
-        <w:t xml:space="preserve">760000</w:t>
-      </w:r>
-    </w:p>
-    <w:p>
-      <w:pPr/>
-      <w:r>
-        <w:rPr>
-          <w:rFonts w:ascii="Helvetica" w:hAnsi="Helvetica" w:cs="Helvetica"/>
-          <w:sz w:val="25"/>
-          <w:sz-cs w:val="25"/>
-          <w:spacing w:val="0"/>
-        </w:rPr>
-        <w:t xml:space="preserve">Production and post-production included.</w:t>
+        <w:t xml:space="preserve">690000</w:t>
       </w:r>
     </w:p>
     <w:p>
@@ -1099,7 +1050,19 @@
           <w:sz-cs w:val="25"/>
           <w:spacing w:val="0"/>
         </w:rPr>
-        <w:t xml:space="preserve">Yes</w:t>
+        <w:t xml:space="preserve">Priced</w:t>
+      </w:r>
+    </w:p>
+    <w:p>
+      <w:pPr/>
+      <w:r>
+        <w:rPr>
+          <w:rFonts w:ascii="Helvetica" w:hAnsi="Helvetica" w:cs="Helvetica"/>
+          <w:sz w:val="25"/>
+          <w:sz-cs w:val="25"/>
+          <w:spacing w:val="0"/>
+        </w:rPr>
+        <w:t xml:space="preserve"/>
       </w:r>
     </w:p>
     <w:p>
@@ -1123,19 +1086,7 @@
           <w:sz-cs w:val="25"/>
           <w:spacing w:val="0"/>
         </w:rPr>
-        <w:t xml:space="preserve">182000</w:t>
-      </w:r>
-    </w:p>
-    <w:p>
-      <w:pPr/>
-      <w:r>
-        <w:rPr>
-          <w:rFonts w:ascii="Helvetica" w:hAnsi="Helvetica" w:cs="Helvetica"/>
-          <w:sz w:val="25"/>
-          <w:sz-cs w:val="25"/>
-          <w:spacing w:val="0"/>
-        </w:rPr>
-        <w:t xml:space="preserve">Regional transcreation priced for priority launch markets only.</w:t>
+        <w:t xml:space="preserve">168000</w:t>
       </w:r>
     </w:p>
     <w:p>
@@ -1171,7 +1122,19 @@
           <w:sz-cs w:val="25"/>
           <w:spacing w:val="0"/>
         </w:rPr>
-        <w:t xml:space="preserve">Yes</w:t>
+        <w:t xml:space="preserve">Priced</w:t>
+      </w:r>
+    </w:p>
+    <w:p>
+      <w:pPr/>
+      <w:r>
+        <w:rPr>
+          <w:rFonts w:ascii="Helvetica" w:hAnsi="Helvetica" w:cs="Helvetica"/>
+          <w:sz w:val="25"/>
+          <w:sz-cs w:val="25"/>
+          <w:spacing w:val="0"/>
+        </w:rPr>
+        <w:t xml:space="preserve"/>
       </w:r>
     </w:p>
     <w:p>
@@ -1195,19 +1158,7 @@
           <w:sz-cs w:val="25"/>
           <w:spacing w:val="0"/>
         </w:rPr>
-        <w:t xml:space="preserve">150000</w:t>
-      </w:r>
-    </w:p>
-    <w:p>
-      <w:pPr/>
-      <w:r>
-        <w:rPr>
-          <w:rFonts w:ascii="Helvetica" w:hAnsi="Helvetica" w:cs="Helvetica"/>
-          <w:sz w:val="25"/>
-          <w:sz-cs w:val="25"/>
-          <w:spacing w:val="0"/>
-        </w:rPr>
-        <w:t xml:space="preserve">Paid media strategy and phasing included.</w:t>
+        <w:t xml:space="preserve">142000</w:t>
       </w:r>
     </w:p>
     <w:p>
@@ -1243,7 +1194,19 @@
           <w:sz-cs w:val="25"/>
           <w:spacing w:val="0"/>
         </w:rPr>
-        <w:t xml:space="preserve">Yes</w:t>
+        <w:t xml:space="preserve">Priced</w:t>
+      </w:r>
+    </w:p>
+    <w:p>
+      <w:pPr/>
+      <w:r>
+        <w:rPr>
+          <w:rFonts w:ascii="Helvetica" w:hAnsi="Helvetica" w:cs="Helvetica"/>
+          <w:sz w:val="25"/>
+          <w:sz-cs w:val="25"/>
+          <w:spacing w:val="0"/>
+        </w:rPr>
+        <w:t xml:space="preserve"/>
       </w:r>
     </w:p>
     <w:p>
@@ -1267,19 +1230,7 @@
           <w:sz-cs w:val="25"/>
           <w:spacing w:val="0"/>
         </w:rPr>
-        <w:t xml:space="preserve">302000</w:t>
-      </w:r>
-    </w:p>
-    <w:p>
-      <w:pPr/>
-      <w:r>
-        <w:rPr>
-          <w:rFonts w:ascii="Helvetica" w:hAnsi="Helvetica" w:cs="Helvetica"/>
-          <w:sz w:val="25"/>
-          <w:sz-cs w:val="25"/>
-          <w:spacing w:val="0"/>
-        </w:rPr>
-        <w:t xml:space="preserve">Media spend excluded from fee.</w:t>
+        <w:t xml:space="preserve">288000</w:t>
       </w:r>
     </w:p>
     <w:p>
@@ -1315,7 +1266,19 @@
           <w:sz-cs w:val="25"/>
           <w:spacing w:val="0"/>
         </w:rPr>
-        <w:t xml:space="preserve">Yes</w:t>
+        <w:t xml:space="preserve">Priced</w:t>
+      </w:r>
+    </w:p>
+    <w:p>
+      <w:pPr/>
+      <w:r>
+        <w:rPr>
+          <w:rFonts w:ascii="Helvetica" w:hAnsi="Helvetica" w:cs="Helvetica"/>
+          <w:sz w:val="25"/>
+          <w:sz-cs w:val="25"/>
+          <w:spacing w:val="0"/>
+        </w:rPr>
+        <w:t xml:space="preserve"/>
       </w:r>
     </w:p>
     <w:p>
@@ -1339,19 +1302,7 @@
           <w:sz-cs w:val="25"/>
           <w:spacing w:val="0"/>
         </w:rPr>
-        <w:t xml:space="preserve">176000</w:t>
-      </w:r>
-    </w:p>
-    <w:p>
-      <w:pPr/>
-      <w:r>
-        <w:rPr>
-          <w:rFonts w:ascii="Helvetica" w:hAnsi="Helvetica" w:cs="Helvetica"/>
-          <w:sz w:val="25"/>
-          <w:sz-cs w:val="25"/>
-          <w:spacing w:val="0"/>
-        </w:rPr>
-        <w:t xml:space="preserve">Central plus local counsel review included.</w:t>
+        <w:t xml:space="preserve">149000</w:t>
       </w:r>
     </w:p>
     <w:p>
@@ -1387,7 +1338,19 @@
           <w:sz-cs w:val="25"/>
           <w:spacing w:val="0"/>
         </w:rPr>
-        <w:t xml:space="preserve">Yes</w:t>
+        <w:t xml:space="preserve">Priced</w:t>
+      </w:r>
+    </w:p>
+    <w:p>
+      <w:pPr/>
+      <w:r>
+        <w:rPr>
+          <w:rFonts w:ascii="Helvetica" w:hAnsi="Helvetica" w:cs="Helvetica"/>
+          <w:sz w:val="25"/>
+          <w:sz-cs w:val="25"/>
+          <w:spacing w:val="0"/>
+        </w:rPr>
+        <w:t xml:space="preserve"/>
       </w:r>
     </w:p>
     <w:p>
@@ -1411,19 +1374,487 @@
           <w:sz-cs w:val="25"/>
           <w:spacing w:val="0"/>
         </w:rPr>
-        <w:t xml:space="preserve">242000</w:t>
-      </w:r>
-    </w:p>
-    <w:p>
-      <w:pPr/>
-      <w:r>
-        <w:rPr>
-          <w:rFonts w:ascii="Helvetica" w:hAnsi="Helvetica" w:cs="Helvetica"/>
-          <w:sz w:val="25"/>
-          <w:sz-cs w:val="25"/>
-          <w:spacing w:val="0"/>
-        </w:rPr>
-        <w:t xml:space="preserve">PMO and reporting included.</w:t>
+        <w:t xml:space="preserve">221000</w:t>
+      </w:r>
+    </w:p>
+    <w:p>
+      <w:pPr>
+        <w:spacing w:after="160"/>
+      </w:pPr>
+      <w:r>
+        <w:rPr>
+          <w:rFonts w:ascii="Helvetica" w:hAnsi="Helvetica" w:cs="Helvetica"/>
+          <w:sz w:val="37"/>
+          <w:sz-cs w:val="37"/>
+          <w:b/>
+          <w:spacing w:val="0"/>
+        </w:rPr>
+        <w:t xml:space="preserve">Commercial Pricing Detail</w:t>
+      </w:r>
+    </w:p>
+    <w:p>
+      <w:pPr/>
+      <w:r>
+        <w:rPr>
+          <w:rFonts w:ascii="Helvetica" w:hAnsi="Helvetica" w:cs="Helvetica"/>
+          <w:sz w:val="25"/>
+          <w:sz-cs w:val="25"/>
+          <w:b/>
+          <w:spacing w:val="0"/>
+        </w:rPr>
+        <w:t xml:space="preserve">Line item ref</w:t>
+      </w:r>
+    </w:p>
+    <w:p>
+      <w:pPr/>
+      <w:r>
+        <w:rPr>
+          <w:rFonts w:ascii="Helvetica" w:hAnsi="Helvetica" w:cs="Helvetica"/>
+          <w:sz w:val="25"/>
+          <w:sz-cs w:val="25"/>
+          <w:b/>
+          <w:spacing w:val="0"/>
+        </w:rPr>
+        <w:t xml:space="preserve">Quantity</w:t>
+      </w:r>
+    </w:p>
+    <w:p>
+      <w:pPr/>
+      <w:r>
+        <w:rPr>
+          <w:rFonts w:ascii="Helvetica" w:hAnsi="Helvetica" w:cs="Helvetica"/>
+          <w:sz w:val="25"/>
+          <w:sz-cs w:val="25"/>
+          <w:b/>
+          <w:spacing w:val="0"/>
+        </w:rPr>
+        <w:t xml:space="preserve">UOM</w:t>
+      </w:r>
+    </w:p>
+    <w:p>
+      <w:pPr/>
+      <w:r>
+        <w:rPr>
+          <w:rFonts w:ascii="Helvetica" w:hAnsi="Helvetica" w:cs="Helvetica"/>
+          <w:sz w:val="25"/>
+          <w:sz-cs w:val="25"/>
+          <w:b/>
+          <w:spacing w:val="0"/>
+        </w:rPr>
+        <w:t xml:space="preserve">Exclusions or assumptions</w:t>
+      </w:r>
+    </w:p>
+    <w:p>
+      <w:pPr/>
+      <w:r>
+        <w:rPr>
+          <w:rFonts w:ascii="Helvetica" w:hAnsi="Helvetica" w:cs="Helvetica"/>
+          <w:sz w:val="25"/>
+          <w:sz-cs w:val="25"/>
+          <w:spacing w:val="0"/>
+        </w:rPr>
+        <w:t xml:space="preserve">li_1</w:t>
+      </w:r>
+    </w:p>
+    <w:p>
+      <w:pPr/>
+      <w:r>
+        <w:rPr>
+          <w:rFonts w:ascii="Helvetica" w:hAnsi="Helvetica" w:cs="Helvetica"/>
+          <w:sz w:val="25"/>
+          <w:sz-cs w:val="25"/>
+          <w:spacing w:val="0"/>
+        </w:rPr>
+        <w:t xml:space="preserve">1</w:t>
+      </w:r>
+    </w:p>
+    <w:p>
+      <w:pPr/>
+      <w:r>
+        <w:rPr>
+          <w:rFonts w:ascii="Helvetica" w:hAnsi="Helvetica" w:cs="Helvetica"/>
+          <w:sz w:val="25"/>
+          <w:sz-cs w:val="25"/>
+          <w:spacing w:val="0"/>
+        </w:rPr>
+        <w:t xml:space="preserve">Lot</w:t>
+      </w:r>
+    </w:p>
+    <w:p>
+      <w:pPr/>
+      <w:r>
+        <w:rPr>
+          <w:rFonts w:ascii="Helvetica" w:hAnsi="Helvetica" w:cs="Helvetica"/>
+          <w:sz w:val="25"/>
+          <w:sz-cs w:val="25"/>
+          <w:spacing w:val="0"/>
+        </w:rPr>
+        <w:t xml:space="preserve">Central strategy plus regional adaptation planning included.</w:t>
+      </w:r>
+    </w:p>
+    <w:p>
+      <w:pPr/>
+      <w:r>
+        <w:rPr>
+          <w:rFonts w:ascii="Helvetica" w:hAnsi="Helvetica" w:cs="Helvetica"/>
+          <w:sz w:val="25"/>
+          <w:sz-cs w:val="25"/>
+          <w:spacing w:val="0"/>
+        </w:rPr>
+        <w:t xml:space="preserve">li_2</w:t>
+      </w:r>
+    </w:p>
+    <w:p>
+      <w:pPr/>
+      <w:r>
+        <w:rPr>
+          <w:rFonts w:ascii="Helvetica" w:hAnsi="Helvetica" w:cs="Helvetica"/>
+          <w:sz w:val="25"/>
+          <w:sz-cs w:val="25"/>
+          <w:spacing w:val="0"/>
+        </w:rPr>
+        <w:t xml:space="preserve">1</w:t>
+      </w:r>
+    </w:p>
+    <w:p>
+      <w:pPr/>
+      <w:r>
+        <w:rPr>
+          <w:rFonts w:ascii="Helvetica" w:hAnsi="Helvetica" w:cs="Helvetica"/>
+          <w:sz w:val="25"/>
+          <w:sz-cs w:val="25"/>
+          <w:spacing w:val="0"/>
+        </w:rPr>
+        <w:t xml:space="preserve">Lot</w:t>
+      </w:r>
+    </w:p>
+    <w:p>
+      <w:pPr/>
+      <w:r>
+        <w:rPr>
+          <w:rFonts w:ascii="Helvetica" w:hAnsi="Helvetica" w:cs="Helvetica"/>
+          <w:sz w:val="25"/>
+          <w:sz-cs w:val="25"/>
+          <w:spacing w:val="0"/>
+        </w:rPr>
+        <w:t xml:space="preserve">Includes concept, script, storyboard, and pre-production creative.</w:t>
+      </w:r>
+    </w:p>
+    <w:p>
+      <w:pPr/>
+      <w:r>
+        <w:rPr>
+          <w:rFonts w:ascii="Helvetica" w:hAnsi="Helvetica" w:cs="Helvetica"/>
+          <w:sz w:val="25"/>
+          <w:sz-cs w:val="25"/>
+          <w:spacing w:val="0"/>
+        </w:rPr>
+        <w:t xml:space="preserve">li_3</w:t>
+      </w:r>
+    </w:p>
+    <w:p>
+      <w:pPr/>
+      <w:r>
+        <w:rPr>
+          <w:rFonts w:ascii="Helvetica" w:hAnsi="Helvetica" w:cs="Helvetica"/>
+          <w:sz w:val="25"/>
+          <w:sz-cs w:val="25"/>
+          <w:spacing w:val="0"/>
+        </w:rPr>
+        <w:t xml:space="preserve">1</w:t>
+      </w:r>
+    </w:p>
+    <w:p>
+      <w:pPr/>
+      <w:r>
+        <w:rPr>
+          <w:rFonts w:ascii="Helvetica" w:hAnsi="Helvetica" w:cs="Helvetica"/>
+          <w:sz w:val="25"/>
+          <w:sz-cs w:val="25"/>
+          <w:spacing w:val="0"/>
+        </w:rPr>
+        <w:t xml:space="preserve">Lot</w:t>
+      </w:r>
+    </w:p>
+    <w:p>
+      <w:pPr/>
+      <w:r>
+        <w:rPr>
+          <w:rFonts w:ascii="Helvetica" w:hAnsi="Helvetica" w:cs="Helvetica"/>
+          <w:sz w:val="25"/>
+          <w:sz-cs w:val="25"/>
+          <w:spacing w:val="0"/>
+        </w:rPr>
+        <w:t xml:space="preserve">Production fee excludes celebrity talent, extraordinary location premiums, and optional music-rights uplift.</w:t>
+      </w:r>
+    </w:p>
+    <w:p>
+      <w:pPr/>
+      <w:r>
+        <w:rPr>
+          <w:rFonts w:ascii="Helvetica" w:hAnsi="Helvetica" w:cs="Helvetica"/>
+          <w:sz w:val="25"/>
+          <w:sz-cs w:val="25"/>
+          <w:spacing w:val="0"/>
+        </w:rPr>
+        <w:t xml:space="preserve">li_4</w:t>
+      </w:r>
+    </w:p>
+    <w:p>
+      <w:pPr/>
+      <w:r>
+        <w:rPr>
+          <w:rFonts w:ascii="Helvetica" w:hAnsi="Helvetica" w:cs="Helvetica"/>
+          <w:sz w:val="25"/>
+          <w:sz-cs w:val="25"/>
+          <w:spacing w:val="0"/>
+        </w:rPr>
+        <w:t xml:space="preserve">1</w:t>
+      </w:r>
+    </w:p>
+    <w:p>
+      <w:pPr/>
+      <w:r>
+        <w:rPr>
+          <w:rFonts w:ascii="Helvetica" w:hAnsi="Helvetica" w:cs="Helvetica"/>
+          <w:sz w:val="25"/>
+          <w:sz-cs w:val="25"/>
+          <w:spacing w:val="0"/>
+        </w:rPr>
+        <w:t xml:space="preserve">Lot</w:t>
+      </w:r>
+    </w:p>
+    <w:p>
+      <w:pPr/>
+      <w:r>
+        <w:rPr>
+          <w:rFonts w:ascii="Helvetica" w:hAnsi="Helvetica" w:cs="Helvetica"/>
+          <w:sz w:val="25"/>
+          <w:sz-cs w:val="25"/>
+          <w:spacing w:val="0"/>
+        </w:rPr>
+        <w:t xml:space="preserve">Includes regional content adaptation for priority launch markets only.</w:t>
+      </w:r>
+    </w:p>
+    <w:p>
+      <w:pPr/>
+      <w:r>
+        <w:rPr>
+          <w:rFonts w:ascii="Helvetica" w:hAnsi="Helvetica" w:cs="Helvetica"/>
+          <w:sz w:val="25"/>
+          <w:sz-cs w:val="25"/>
+          <w:spacing w:val="0"/>
+        </w:rPr>
+        <w:t xml:space="preserve">li_5</w:t>
+      </w:r>
+    </w:p>
+    <w:p>
+      <w:pPr/>
+      <w:r>
+        <w:rPr>
+          <w:rFonts w:ascii="Helvetica" w:hAnsi="Helvetica" w:cs="Helvetica"/>
+          <w:sz w:val="25"/>
+          <w:sz-cs w:val="25"/>
+          <w:spacing w:val="0"/>
+        </w:rPr>
+        <w:t xml:space="preserve">1</w:t>
+      </w:r>
+    </w:p>
+    <w:p>
+      <w:pPr/>
+      <w:r>
+        <w:rPr>
+          <w:rFonts w:ascii="Helvetica" w:hAnsi="Helvetica" w:cs="Helvetica"/>
+          <w:sz w:val="25"/>
+          <w:sz-cs w:val="25"/>
+          <w:spacing w:val="0"/>
+        </w:rPr>
+        <w:t xml:space="preserve">Lot</w:t>
+      </w:r>
+    </w:p>
+    <w:p>
+      <w:pPr/>
+      <w:r>
+        <w:rPr>
+          <w:rFonts w:ascii="Helvetica" w:hAnsi="Helvetica" w:cs="Helvetica"/>
+          <w:sz w:val="25"/>
+          <w:sz-cs w:val="25"/>
+          <w:spacing w:val="0"/>
+        </w:rPr>
+        <w:t xml:space="preserve">Includes paid channel strategy and launch phasing plan.</w:t>
+      </w:r>
+    </w:p>
+    <w:p>
+      <w:pPr/>
+      <w:r>
+        <w:rPr>
+          <w:rFonts w:ascii="Helvetica" w:hAnsi="Helvetica" w:cs="Helvetica"/>
+          <w:sz w:val="25"/>
+          <w:sz-cs w:val="25"/>
+          <w:spacing w:val="0"/>
+        </w:rPr>
+        <w:t xml:space="preserve">li_6</w:t>
+      </w:r>
+    </w:p>
+    <w:p>
+      <w:pPr/>
+      <w:r>
+        <w:rPr>
+          <w:rFonts w:ascii="Helvetica" w:hAnsi="Helvetica" w:cs="Helvetica"/>
+          <w:sz w:val="25"/>
+          <w:sz-cs w:val="25"/>
+          <w:spacing w:val="0"/>
+        </w:rPr>
+        <w:t xml:space="preserve">1</w:t>
+      </w:r>
+    </w:p>
+    <w:p>
+      <w:pPr/>
+      <w:r>
+        <w:rPr>
+          <w:rFonts w:ascii="Helvetica" w:hAnsi="Helvetica" w:cs="Helvetica"/>
+          <w:sz w:val="25"/>
+          <w:sz-cs w:val="25"/>
+          <w:spacing w:val="0"/>
+        </w:rPr>
+        <w:t xml:space="preserve">Lot</w:t>
+      </w:r>
+    </w:p>
+    <w:p>
+      <w:pPr/>
+      <w:r>
+        <w:rPr>
+          <w:rFonts w:ascii="Helvetica" w:hAnsi="Helvetica" w:cs="Helvetica"/>
+          <w:sz w:val="25"/>
+          <w:sz-cs w:val="25"/>
+          <w:spacing w:val="0"/>
+        </w:rPr>
+        <w:t xml:space="preserve">Working media spend excluded; fee covers buying, trafficking, and optimization.</w:t>
+      </w:r>
+    </w:p>
+    <w:p>
+      <w:pPr/>
+      <w:r>
+        <w:rPr>
+          <w:rFonts w:ascii="Helvetica" w:hAnsi="Helvetica" w:cs="Helvetica"/>
+          <w:sz w:val="25"/>
+          <w:sz-cs w:val="25"/>
+          <w:spacing w:val="0"/>
+        </w:rPr>
+        <w:t xml:space="preserve">li_7</w:t>
+      </w:r>
+    </w:p>
+    <w:p>
+      <w:pPr/>
+      <w:r>
+        <w:rPr>
+          <w:rFonts w:ascii="Helvetica" w:hAnsi="Helvetica" w:cs="Helvetica"/>
+          <w:sz w:val="25"/>
+          <w:sz-cs w:val="25"/>
+          <w:spacing w:val="0"/>
+        </w:rPr>
+        <w:t xml:space="preserve">1</w:t>
+      </w:r>
+    </w:p>
+    <w:p>
+      <w:pPr/>
+      <w:r>
+        <w:rPr>
+          <w:rFonts w:ascii="Helvetica" w:hAnsi="Helvetica" w:cs="Helvetica"/>
+          <w:sz w:val="25"/>
+          <w:sz-cs w:val="25"/>
+          <w:spacing w:val="0"/>
+        </w:rPr>
+        <w:t xml:space="preserve">Lot</w:t>
+      </w:r>
+    </w:p>
+    <w:p>
+      <w:pPr/>
+      <w:r>
+        <w:rPr>
+          <w:rFonts w:ascii="Helvetica" w:hAnsi="Helvetica" w:cs="Helvetica"/>
+          <w:sz w:val="25"/>
+          <w:sz-cs w:val="25"/>
+          <w:spacing w:val="0"/>
+        </w:rPr>
+        <w:t xml:space="preserve">Includes BluePeak coordination plus Veritas Claims Advisory review scope.</w:t>
+      </w:r>
+    </w:p>
+    <w:p>
+      <w:pPr/>
+      <w:r>
+        <w:rPr>
+          <w:rFonts w:ascii="Helvetica" w:hAnsi="Helvetica" w:cs="Helvetica"/>
+          <w:sz w:val="25"/>
+          <w:sz-cs w:val="25"/>
+          <w:spacing w:val="0"/>
+        </w:rPr>
+        <w:t xml:space="preserve">li_8</w:t>
+      </w:r>
+    </w:p>
+    <w:p>
+      <w:pPr/>
+      <w:r>
+        <w:rPr>
+          <w:rFonts w:ascii="Helvetica" w:hAnsi="Helvetica" w:cs="Helvetica"/>
+          <w:sz w:val="25"/>
+          <w:sz-cs w:val="25"/>
+          <w:spacing w:val="0"/>
+        </w:rPr>
+        <w:t xml:space="preserve">1</w:t>
+      </w:r>
+    </w:p>
+    <w:p>
+      <w:pPr/>
+      <w:r>
+        <w:rPr>
+          <w:rFonts w:ascii="Helvetica" w:hAnsi="Helvetica" w:cs="Helvetica"/>
+          <w:sz w:val="25"/>
+          <w:sz-cs w:val="25"/>
+          <w:spacing w:val="0"/>
+        </w:rPr>
+        <w:t xml:space="preserve">Lot</w:t>
+      </w:r>
+    </w:p>
+    <w:p>
+      <w:pPr/>
+      <w:r>
+        <w:rPr>
+          <w:rFonts w:ascii="Helvetica" w:hAnsi="Helvetica" w:cs="Helvetica"/>
+          <w:sz w:val="25"/>
+          <w:sz-cs w:val="25"/>
+          <w:spacing w:val="0"/>
+        </w:rPr>
+        <w:t xml:space="preserve">Includes PMO reporting, market coordination, and steering governance.</w:t>
+      </w:r>
+    </w:p>
+    <w:p>
+      <w:pPr>
+        <w:spacing w:after="160"/>
+      </w:pPr>
+      <w:r>
+        <w:rPr>
+          <w:rFonts w:ascii="Helvetica" w:hAnsi="Helvetica" w:cs="Helvetica"/>
+          <w:sz w:val="37"/>
+          <w:sz-cs w:val="37"/>
+          <w:b/>
+          <w:spacing w:val="0"/>
+        </w:rPr>
+        <w:t xml:space="preserve">Closing Note</w:t>
+      </w:r>
+    </w:p>
+    <w:p>
+      <w:pPr>
+        <w:spacing w:after="160"/>
+      </w:pPr>
+      <w:r>
+        <w:rPr>
+          <w:rFonts w:ascii="Helvetica" w:hAnsi="Helvetica" w:cs="Helvetica"/>
+          <w:sz w:val="29"/>
+          <w:sz-cs w:val="29"/>
+          <w:spacing w:val="0"/>
+        </w:rPr>
+        <w:t xml:space="preserve">BluePeak believes this offer gives the buyer a very strong technical operating model and a global launch structure that can scale cleanly across markets. Our commercial model reflects the heavier regional coordination footprint embedded in the proposal.</w:t>
       </w:r>
     </w:p>
     <w:sectPr/>
